--- a/tnpsc-mentor/legal/TNPSC_Mentor_Privacy_Policy.docx
+++ b/tnpsc-mentor/legal/TNPSC_Mentor_Privacy_Policy.docx
@@ -3,11 +3,21 @@
 <w:document xmlns:wpc="http://schemas.microsoft.com/office/word/2010/wordprocessingCanvas" xmlns:mo="http://schemas.microsoft.com/office/mac/office/2008/main" xmlns:mc="http://schemas.openxmlformats.org/markup-compatibility/2006" xmlns:mv="urn:schemas-microsoft-com:mac:vml" xmlns:o="urn:schemas-microsoft-com:office:office" xmlns:r="http://schemas.openxmlformats.org/officeDocument/2006/relationships" xmlns:m="http://schemas.openxmlformats.org/officeDocument/2006/math" xmlns:v="urn:schemas-microsoft-com:vml" xmlns:wp14="http://schemas.microsoft.com/office/word/2010/wordprocessingDrawing" xmlns:wp="http://schemas.openxmlformats.org/drawingml/2006/wordprocessingDrawing" xmlns:w10="urn:schemas-microsoft-com:office:word" xmlns:w="http://schemas.openxmlformats.org/wordprocessingml/2006/main" xmlns:w14="http://schemas.microsoft.com/office/word/2010/wordml" xmlns:wpg="http://schemas.microsoft.com/office/word/2010/wordprocessingGroup" xmlns:wpi="http://schemas.microsoft.com/office/word/2010/wordprocessingInk" xmlns:wne="http://schemas.microsoft.com/office/word/2006/wordml" xmlns:wps="http://schemas.microsoft.com/office/word/2010/wordprocessingShape" mc:Ignorable="w14 wp14">
   <w:body>
     <w:p>
+      <w:r>
+        <w:t>&lt;!-- GENERATED FILE — DO NOT EDIT.</w:t>
+      </w:r>
+    </w:p>
+    <w:p>
+      <w:r>
+        <w:t xml:space="preserve">     Source: src/lib/legalContent.ts · Regenerate: npm run legal:export --&gt;</w:t>
+      </w:r>
+    </w:p>
+    <w:p>
       <w:pPr>
         <w:pStyle w:val="Title"/>
       </w:pPr>
       <w:r>
-        <w:t>Privacy Policy — TNPSC Mentor</w:t>
+        <w:t>Privacy Policy — TNPSC Mentors</w:t>
       </w:r>
     </w:p>
     <w:p>
@@ -15,165 +25,10 @@
         <w:rPr>
           <w:b/>
         </w:rPr>
-        <w:t>Last updated:</w:t>
+        <w:t>Effective:</w:t>
       </w:r>
       <w:r>
-        <w:t xml:space="preserve"> 19 June 2026</w:t>
-      </w:r>
-    </w:p>
-    <w:p>
-      <w:pPr>
-        <w:pStyle w:val="IntenseQuote"/>
-      </w:pPr>
-      <w:r>
-        <w:rPr>
-          <w:b/>
-        </w:rPr>
-        <w:t>Important:</w:t>
-      </w:r>
-      <w:r>
-        <w:t xml:space="preserve"> This is a drafting template grounded in the data the TNPSC</w:t>
-      </w:r>
-    </w:p>
-    <w:p>
-      <w:pPr>
-        <w:pStyle w:val="IntenseQuote"/>
-      </w:pPr>
-      <w:r>
-        <w:t>Mentor application actually collects and the third parties it uses. It is</w:t>
-      </w:r>
-    </w:p>
-    <w:p>
-      <w:pPr>
-        <w:pStyle w:val="IntenseQuote"/>
-      </w:pPr>
-      <w:r>
-        <w:rPr>
-          <w:b/>
-        </w:rPr>
-        <w:t>not legal advice</w:t>
-      </w:r>
-      <w:r>
-        <w:t>. Have it reviewed by a qualified advocate (in particular</w:t>
-      </w:r>
-    </w:p>
-    <w:p>
-      <w:pPr>
-        <w:pStyle w:val="IntenseQuote"/>
-      </w:pPr>
-      <w:r>
-        <w:t>for the Digital Personal Data Protection Act, 2023) before publishing, and</w:t>
-      </w:r>
-    </w:p>
-    <w:p>
-      <w:pPr>
-        <w:pStyle w:val="IntenseQuote"/>
-      </w:pPr>
-      <w:r>
-        <w:t xml:space="preserve">fill in every value marked </w:t>
-      </w:r>
-      <w:r>
-        <w:rPr>
-          <w:rFonts w:ascii="Consolas" w:hAnsi="Consolas"/>
-          <w:color w:val="993300"/>
-        </w:rPr>
-        <w:t>[…]</w:t>
-      </w:r>
-      <w:r>
-        <w:t>.</w:t>
-      </w:r>
-    </w:p>
-    <w:p>
-      <w:r>
-        <w:t xml:space="preserve">This Privacy Policy explains how </w:t>
-      </w:r>
-      <w:r>
-        <w:rPr>
-          <w:b/>
-        </w:rPr>
-        <w:t>[Legal entity name, e.g. Sirah Digital]</w:t>
-      </w:r>
-    </w:p>
-    <w:p>
-      <w:r>
-        <w:t>("</w:t>
-      </w:r>
-      <w:r>
-        <w:rPr>
-          <w:b/>
-        </w:rPr>
-        <w:t>we</w:t>
-      </w:r>
-      <w:r>
-        <w:t>", "</w:t>
-      </w:r>
-      <w:r>
-        <w:rPr>
-          <w:b/>
-        </w:rPr>
-        <w:t>us</w:t>
-      </w:r>
-      <w:r>
-        <w:t>", "</w:t>
-      </w:r>
-      <w:r>
-        <w:rPr>
-          <w:b/>
-        </w:rPr>
-        <w:t>our</w:t>
-      </w:r>
-      <w:r>
-        <w:t>") collects, uses, shares and protects your</w:t>
-      </w:r>
-    </w:p>
-    <w:p>
-      <w:r>
-        <w:t xml:space="preserve">personal data when you use the </w:t>
-      </w:r>
-      <w:r>
-        <w:rPr>
-          <w:b/>
-        </w:rPr>
-        <w:t>TNPSC Mentor</w:t>
-      </w:r>
-      <w:r>
-        <w:t xml:space="preserve"> application and related services</w:t>
-      </w:r>
-    </w:p>
-    <w:p>
-      <w:r>
-        <w:t>(the "</w:t>
-      </w:r>
-      <w:r>
-        <w:rPr>
-          <w:b/>
-        </w:rPr>
-        <w:t>Service</w:t>
-      </w:r>
-      <w:r>
-        <w:t>"). It should be read with our</w:t>
-      </w:r>
-    </w:p>
-    <w:p>
-      <w:r>
-        <w:t>Terms and Conditions</w:t>
-      </w:r>
-      <w:r>
-        <w:t>.</w:t>
-      </w:r>
-    </w:p>
-    <w:p>
-      <w:r>
-        <w:t xml:space="preserve">We act as the </w:t>
-      </w:r>
-      <w:r>
-        <w:rPr>
-          <w:b/>
-        </w:rPr>
-        <w:t>Data Fiduciary</w:t>
-      </w:r>
-      <w:r>
-        <w:t xml:space="preserve"> (controller) for your personal data under the</w:t>
+        <w:t xml:space="preserve"> 5 August 2026</w:t>
       </w:r>
     </w:p>
     <w:p>
@@ -181,30 +36,37 @@
         <w:rPr>
           <w:b/>
         </w:rPr>
-        <w:t>Digital Personal Data Protection Act, 2023 (DPDP Act)</w:t>
+        <w:t>Operator:</w:t>
       </w:r>
       <w:r>
-        <w:t xml:space="preserve"> and other applicable</w:t>
+        <w:t xml:space="preserve"> Mohamed Riyaz (proprietor, Sirah Digital), trading as TNPSC Mentors</w:t>
       </w:r>
     </w:p>
     <w:p>
       <w:r>
-        <w:t>Indian law.</w:t>
+        <w:rPr>
+          <w:b/>
+        </w:rPr>
+        <w:t>Registered address:</w:t>
+      </w:r>
+      <w:r>
+        <w:t xml:space="preserve"> SY NO 203/10B, Innov8, Featherlite The Address, 200 Feet Radial Rd, Raja Joseph Colony, Pallavaram, Chennai, Tambaram, Tamil Nadu</w:t>
       </w:r>
     </w:p>
     <w:p>
       <w:r>
-        <w:t>By using the Service, you consent to the practices described here. Where the law</w:t>
+        <w:rPr>
+          <w:b/>
+        </w:rPr>
+        <w:t>Contact:</w:t>
+      </w:r>
+      <w:r>
+        <w:t xml:space="preserve"> support@tnpscmentors.in · +91 96777 79808</w:t>
       </w:r>
     </w:p>
     <w:p>
       <w:r>
-        <w:t>requires, we rely on your consent, which you may withdraw at any time (see</w:t>
-      </w:r>
-    </w:p>
-    <w:p>
-      <w:r>
-        <w:t>Section 9).</w:t>
+        <w:t>This Privacy Policy explains what TNPSC Mentors (operated by Sirah Digital, "we", "us") collects about you, why, where it is kept, and the choices and rights you have. It is written to meet India's Digital Personal Data Protection Act, 2023 (DPDP Act), under which we are the Data Fiduciary and you are the Data Principal.</w:t>
       </w:r>
     </w:p>
     <w:p>
@@ -212,7 +74,7 @@
         <w:pStyle w:val="Heading2"/>
       </w:pPr>
       <w:r>
-        <w:t>1. Who We Are and How to Contact Us</w:t>
+        <w:t>1. Who we are</w:t>
       </w:r>
     </w:p>
     <w:p>
@@ -220,13 +82,7 @@
         <w:pStyle w:val="ListBullet"/>
       </w:pPr>
       <w:r>
-        <w:rPr>
-          <w:b/>
-        </w:rPr>
-        <w:t>Operator / Data Fiduciary:</w:t>
-      </w:r>
-      <w:r>
-        <w:t xml:space="preserve"> [Sirah Digital]</w:t>
+        <w:t>Data Fiduciary: Mohamed Riyaz (proprietor, Sirah Digital), trading as TNPSC Mentors.</w:t>
       </w:r>
     </w:p>
     <w:p>
@@ -234,13 +90,7 @@
         <w:pStyle w:val="ListBullet"/>
       </w:pPr>
       <w:r>
-        <w:rPr>
-          <w:b/>
-        </w:rPr>
-        <w:t>Registered address:</w:t>
-      </w:r>
-      <w:r>
-        <w:t xml:space="preserve"> [address]</w:t>
+        <w:t>Registered address: SY NO 203/10B, Innov8, Featherlite The Address, 200 Feet Radial Rd, Raja Joseph Colony, Pallavaram, Chennai, Tambaram, Tamil Nadu.</w:t>
       </w:r>
     </w:p>
     <w:p>
@@ -248,13 +98,7 @@
         <w:pStyle w:val="ListBullet"/>
       </w:pPr>
       <w:r>
-        <w:rPr>
-          <w:b/>
-        </w:rPr>
-        <w:t>Email:</w:t>
-      </w:r>
-      <w:r>
-        <w:t xml:space="preserve"> [support@sirahdigital.in]</w:t>
+        <w:t>Contact: support@tnpscmentors.in · +91 96777 79808.</w:t>
       </w:r>
     </w:p>
     <w:p>
@@ -262,13 +106,7 @@
         <w:pStyle w:val="ListBullet"/>
       </w:pPr>
       <w:r>
-        <w:rPr>
-          <w:b/>
-        </w:rPr>
-        <w:t>Grievance / Data Protection contact:</w:t>
-      </w:r>
-      <w:r>
-        <w:t xml:space="preserve"> see Section 12.</w:t>
+        <w:t>Grievance Officer: see section 13.</w:t>
       </w:r>
     </w:p>
     <w:p>
@@ -276,15 +114,7 @@
         <w:pStyle w:val="Heading2"/>
       </w:pPr>
       <w:r>
-        <w:t>2. Data We Collect</w:t>
-      </w:r>
-    </w:p>
-    <w:p>
-      <w:pPr>
-        <w:pStyle w:val="Heading3"/>
-      </w:pPr>
-      <w:r>
-        <w:t>2.1 Information you give us</w:t>
+        <w:t>2. What we collect</w:t>
       </w:r>
     </w:p>
     <w:p>
@@ -292,23 +122,7 @@
         <w:pStyle w:val="ListBullet"/>
       </w:pPr>
       <w:r>
-        <w:rPr>
-          <w:b/>
-        </w:rPr>
-        <w:t>Account &amp; profile:</w:t>
-      </w:r>
-      <w:r>
-        <w:t xml:space="preserve"> full name, email address, phone number, gender</w:t>
-      </w:r>
-    </w:p>
-    <w:p>
-      <w:r>
-        <w:t xml:space="preserve">  (optional — including a "do not prefer" option), target exam group, and</w:t>
-      </w:r>
-    </w:p>
-    <w:p>
-      <w:r>
-        <w:t xml:space="preserve">  preferred language (English / Tamil / both).</w:t>
+        <w:t>Details you give us at signup: name, email address, mobile number, preferred language and target exam group. Gender is optional. If you sign in with Google we also store the profile photo Google gives us, so it can be shown as your avatar.</w:t>
       </w:r>
     </w:p>
     <w:p>
@@ -316,28 +130,7 @@
         <w:pStyle w:val="ListBullet"/>
       </w:pPr>
       <w:r>
-        <w:rPr>
-          <w:b/>
-        </w:rPr>
-        <w:t>Authentication:</w:t>
-      </w:r>
-      <w:r>
-        <w:t xml:space="preserve"> a password (managed via our authentication provider,</w:t>
-      </w:r>
-    </w:p>
-    <w:p>
-      <w:r>
-        <w:t xml:space="preserve">  Supabase — we do not store it in plain text) or, if you use **Google</w:t>
-      </w:r>
-    </w:p>
-    <w:p>
-      <w:r>
-        <w:t xml:space="preserve">  Sign-In**, basic Google profile information (name, email and, if available,</w:t>
-      </w:r>
-    </w:p>
-    <w:p>
-      <w:r>
-        <w:t xml:space="preserve">  profile photo).</w:t>
+        <w:t>Your study plan, if you set one: your target exam date and your daily question goal.</w:t>
       </w:r>
     </w:p>
     <w:p>
@@ -345,32 +138,7 @@
         <w:pStyle w:val="ListBullet"/>
       </w:pPr>
       <w:r>
-        <w:rPr>
-          <w:b/>
-        </w:rPr>
-        <w:t>Payments:</w:t>
-      </w:r>
-      <w:r>
-        <w:t xml:space="preserve"> when you buy Premium, we record the **order ID, payment ID,</w:t>
-      </w:r>
-    </w:p>
-    <w:p>
-      <w:r>
-        <w:t xml:space="preserve">  amount, currency, plan, status and any coupon used**. Your full card/UPI/bank</w:t>
-      </w:r>
-    </w:p>
-    <w:p>
-      <w:r>
-        <w:t xml:space="preserve">  details are collected and processed by </w:t>
-      </w:r>
-      <w:r>
-        <w:rPr>
-          <w:b/>
-        </w:rPr>
-        <w:t>Razorpay</w:t>
-      </w:r>
-      <w:r>
-        <w:t>, not by us.</w:t>
+        <w:t>Your work in the app: tests attempted, answers selected, scores, time taken, bookmarks, revision decks, which questions you have already seen, and your daily activity and streak.</w:t>
       </w:r>
     </w:p>
     <w:p>
@@ -378,26 +146,7 @@
         <w:pStyle w:val="ListBullet"/>
       </w:pPr>
       <w:r>
-        <w:rPr>
-          <w:b/>
-        </w:rPr>
-        <w:t>Communications you submit:</w:t>
-      </w:r>
-      <w:r>
-        <w:t xml:space="preserve"> feedback and ratings, question</w:t>
-      </w:r>
-    </w:p>
-    <w:p>
-      <w:r>
-        <w:t xml:space="preserve">  error/correction reports, and support messages.</w:t>
-      </w:r>
-    </w:p>
-    <w:p>
-      <w:pPr>
-        <w:pStyle w:val="Heading3"/>
-      </w:pPr>
-      <w:r>
-        <w:t>2.2 Information we generate from your use</w:t>
+        <w:t>Feedback you send us: the error reports you file on individual questions, your votes on whether an explanation helped, and any rating or message you submit from the app (including which screen you sent it from).</w:t>
       </w:r>
     </w:p>
     <w:p>
@@ -405,33 +154,7 @@
         <w:pStyle w:val="ListBullet"/>
       </w:pPr>
       <w:r>
-        <w:rPr>
-          <w:b/>
-        </w:rPr>
-        <w:t>Learning &amp; performance data:</w:t>
-      </w:r>
-      <w:r>
-        <w:t xml:space="preserve"> tests taken, questions attempted, answers</w:t>
-      </w:r>
-    </w:p>
-    <w:p>
-      <w:r>
-        <w:t xml:space="preserve">  selected, correct/incorrect results, scores, accuracy, time taken,</w:t>
-      </w:r>
-    </w:p>
-    <w:p>
-      <w:r>
-        <w:t xml:space="preserve">  per-subject/topic performance, bookmarks, spaced-revision items, daily</w:t>
-      </w:r>
-    </w:p>
-    <w:p>
-      <w:r>
-        <w:t xml:space="preserve">  activity, streaks, badges/levels (gamification), and test "violations"</w:t>
-      </w:r>
-    </w:p>
-    <w:p>
-      <w:r>
-        <w:t xml:space="preserve">  recorded during proctored tests (e.g. full-screen exits / tab switches).</w:t>
+        <w:t>Purchase records: which plan you bought, when, the amount, and the payment or order reference. We never see or store your card, UPI or bank credentials.</w:t>
       </w:r>
     </w:p>
     <w:p>
@@ -439,41 +162,7 @@
         <w:pStyle w:val="ListBullet"/>
       </w:pPr>
       <w:r>
-        <w:rPr>
-          <w:b/>
-        </w:rPr>
-        <w:t>Device &amp; session data:</w:t>
-      </w:r>
-      <w:r>
-        <w:t xml:space="preserve"> a generated </w:t>
-      </w:r>
-      <w:r>
-        <w:rPr>
-          <w:b/>
-        </w:rPr>
-        <w:t>device identifier</w:t>
-      </w:r>
-      <w:r>
-        <w:t>, **user-agent</w:t>
-      </w:r>
-    </w:p>
-    <w:p>
-      <w:r>
-        <w:t xml:space="preserve">  (browser/device) string</w:t>
-      </w:r>
-      <w:r>
-        <w:rPr>
-          <w:b/>
-        </w:rPr>
-        <w:t xml:space="preserve">, and active </w:t>
-      </w:r>
-      <w:r>
-        <w:t>device sessions** (to enforce the</w:t>
-      </w:r>
-    </w:p>
-    <w:p>
-      <w:r>
-        <w:t xml:space="preserve">  device limit and let you manage signed-in devices).</w:t>
+        <w:t>Credit balance and history: the free-tier allowance granted at signup, the daily top-up, and what you have spent.</w:t>
       </w:r>
     </w:p>
     <w:p>
@@ -481,69 +170,31 @@
         <w:pStyle w:val="ListBullet"/>
       </w:pPr>
       <w:r>
-        <w:rPr>
-          <w:b/>
-        </w:rPr>
-        <w:t>Push subscription data:</w:t>
-      </w:r>
-      <w:r>
-        <w:t xml:space="preserve"> if you enable notifications, your browser's **Web</w:t>
-      </w:r>
-    </w:p>
-    <w:p>
-      <w:r>
-        <w:t xml:space="preserve">  Push subscription endpoint and keys**.</w:t>
+        <w:t>Device and session data: a randomly generated installation identifier, a device label (e.g. "Android · Chrome"), and the IP address and browser/device identification string recorded against each of your active sign-ins. This is what enforces the 2-device limit and lets you recognise and sign out a device you do not know. It is not an advertising identifier, is not the IDFA or Android Advertising ID, and is never shared.</w:t>
       </w:r>
     </w:p>
     <w:p>
       <w:pPr>
-        <w:pStyle w:val="Heading3"/>
+        <w:pStyle w:val="ListBullet"/>
       </w:pPr>
       <w:r>
-        <w:t>2.3 Technical &amp; log data</w:t>
-      </w:r>
-    </w:p>
-    <w:p>
-      <w:r>
-        <w:t>Standard technical data such as IP address, request logs, timestamps and error</w:t>
-      </w:r>
-    </w:p>
-    <w:p>
-      <w:r>
-        <w:t>diagnostics, collected by us or our hosting providers to keep the Service</w:t>
-      </w:r>
-    </w:p>
-    <w:p>
-      <w:r>
-        <w:t>secure and reliable.</w:t>
+        <w:t>Notification tokens, if you turn notifications on: the push token issued by your browser, or by Apple (APNs) or Google (FCM), and the browser identification string sent with it.</w:t>
       </w:r>
     </w:p>
     <w:p>
       <w:pPr>
-        <w:pStyle w:val="Heading3"/>
+        <w:pStyle w:val="ListBullet"/>
       </w:pPr>
       <w:r>
-        <w:t>2.4 Local storage on your device</w:t>
+        <w:t>Mock-test integrity signals, described in section 4.</w:t>
       </w:r>
     </w:p>
     <w:p>
+      <w:pPr>
+        <w:pStyle w:val="ListBullet"/>
+      </w:pPr>
       <w:r>
-        <w:t>We store certain items locally in your browser, including **authentication</w:t>
-      </w:r>
-    </w:p>
-    <w:p>
-      <w:r>
-        <w:t>tokens, the device identifier, and your theme/language preference**, so the</w:t>
-      </w:r>
-    </w:p>
-    <w:p>
-      <w:r>
-        <w:t>Service works and remembers your settings. These are used for functionality and</w:t>
-      </w:r>
-    </w:p>
-    <w:p>
-      <w:r>
-        <w:t>security, not for third-party advertising.</w:t>
+        <w:t>Technical and security logs: IP address, timestamps, which endpoint was called and its outcome, and error traces. Where an administrator opens or changes an account, we log who did it, whose account it was and when — see section 10.</w:t>
       </w:r>
     </w:p>
     <w:p>
@@ -551,12 +202,63 @@
         <w:pStyle w:val="Heading2"/>
       </w:pPr>
       <w:r>
-        <w:t>3. How We Use Your Data</w:t>
+        <w:t>3. Tracking, advertising and profiling</w:t>
       </w:r>
     </w:p>
     <w:p>
       <w:r>
-        <w:t>We use personal data to:</w:t>
+        <w:t>The Android and iOS apps contain NO third-party advertising, analytics, attribution or tracking SDK of any kind. We do not track you across other companies' apps or websites, we do not build advertising profiles, and we do not sell or share your personal data with data brokers or ad networks. This is why the iOS app shows no App Tracking Transparency prompt.</w:t>
+      </w:r>
+    </w:p>
+    <w:p>
+      <w:r>
+        <w:t>The website (tnpscmentors.in) uses Google Analytics via Google Tag Manager, Microsoft Clarity and the Meta Pixel to understand how the site is used and to measure our own advertising. These load on the website only, and only after you accept them in the cookie banner. You can change or withdraw that choice at any time from the banner's "Cookie settings" link in the footer.</w:t>
+      </w:r>
+    </w:p>
+    <w:p>
+      <w:r>
+        <w:t>When those tags are active and you are signed in, the events we send to Google and Meta carry your internal account identifier — a random code, not your name, email or phone — so that visits from the same account can be counted as one person rather than several. The events themselves describe what you did on the site: pages viewed, a test started or submitted and its score, a material downloaded, and a purchase with its amount and order reference. If you do not accept the cookie banner, none of this is sent.</w:t>
+      </w:r>
+    </w:p>
+    <w:p>
+      <w:r>
+        <w:t>We do not carry out any automated decision-making that produces legal or similarly significant effects about you.</w:t>
+      </w:r>
+    </w:p>
+    <w:p>
+      <w:pPr>
+        <w:pStyle w:val="Heading2"/>
+      </w:pPr>
+      <w:r>
+        <w:t>4. Mock-test integrity (proctoring)</w:t>
+      </w:r>
+    </w:p>
+    <w:p>
+      <w:r>
+        <w:t>Full-length mock exams run in a supervised mode so that practice scores mean something. While a mock test is open the app counts when you leave the test screen — exiting full screen, switching tabs or apps — and also when you copy, paste or right-click inside the test. Repeated violations end and submit the test automatically.</w:t>
+      </w:r>
+    </w:p>
+    <w:p>
+      <w:r>
+        <w:t>This count stays on your own device. It is shown to you on your result page and is then discarded; it is never sent to us, never stored on our servers, and never held against you. Nobody else sees it.</w:t>
+      </w:r>
+    </w:p>
+    <w:p>
+      <w:r>
+        <w:t>On Android the app asks the operating system to block screenshots and screen recording during a test. On iOS the operating system provides no such block, so the app instead detects that a screenshot or screen recording occurred and records it as a violation, and blurs the app in the task switcher.</w:t>
+      </w:r>
+    </w:p>
+    <w:p>
+      <w:r>
+        <w:t>This monitoring is limited to the mock-test screen, lasts only as long as that test, and captures nothing about what you do in other apps. No screen content, camera, microphone or location data is ever collected.</w:t>
+      </w:r>
+    </w:p>
+    <w:p>
+      <w:pPr>
+        <w:pStyle w:val="Heading2"/>
+      </w:pPr>
+      <w:r>
+        <w:t>5. Why we use it, and our legal basis</w:t>
       </w:r>
     </w:p>
     <w:p>
@@ -564,7 +266,7 @@
         <w:pStyle w:val="ListBullet"/>
       </w:pPr>
       <w:r>
-        <w:t>create and manage your Account and authenticate you;</w:t>
+        <w:t>To provide the service you asked for — serving questions, grading on our server, saving progress, applying your entitlement. Basis: performance of our contract with you, and your consent given at signup.</w:t>
       </w:r>
     </w:p>
     <w:p>
@@ -572,7 +274,7 @@
         <w:pStyle w:val="ListBullet"/>
       </w:pPr>
       <w:r>
-        <w:t>provide the Service — deliver questions, tests, revision and current affairs;</w:t>
+        <w:t>To personalise your preparation — revision decks, weak-area insights, recommended practice. Basis: consent.</w:t>
       </w:r>
     </w:p>
     <w:p>
@@ -580,7 +282,7 @@
         <w:pStyle w:val="ListBullet"/>
       </w:pPr>
       <w:r>
-        <w:t>track and display your progress, analytics, streaks and achievements;</w:t>
+        <w:t>To keep accounts secure and enforce fair use — the 2-device limit, abuse detection, mock-test integrity. Basis: legitimate use for security and prevention of misuse.</w:t>
       </w:r>
     </w:p>
     <w:p>
@@ -588,7 +290,7 @@
         <w:pStyle w:val="ListBullet"/>
       </w:pPr>
       <w:r>
-        <w:t>run proctored tests and maintain test integrity;</w:t>
+        <w:t>To communicate — service notices, and study notifications if you opt in. Basis: consent, withdrawable at any time.</w:t>
       </w:r>
     </w:p>
     <w:p>
@@ -596,7 +298,20 @@
         <w:pStyle w:val="ListBullet"/>
       </w:pPr>
       <w:r>
-        <w:t>process and verify payments and manage Premium entitlement (via Razorpay);</w:t>
+        <w:t>To take payment and meet tax obligations. Basis: contract and legal obligation.</w:t>
+      </w:r>
+    </w:p>
+    <w:p>
+      <w:pPr>
+        <w:pStyle w:val="Heading2"/>
+      </w:pPr>
+      <w:r>
+        <w:t>6. Who we share it with</w:t>
+      </w:r>
+    </w:p>
+    <w:p>
+      <w:r>
+        <w:t>We do not sell your personal data. We share it only with the processors that operate the product, each bound to use it solely to provide their service to us:</w:t>
       </w:r>
     </w:p>
     <w:p>
@@ -604,12 +319,7 @@
         <w:pStyle w:val="ListBullet"/>
       </w:pPr>
       <w:r>
-        <w:t>send service, transaction, security and (with your consent) other</w:t>
-      </w:r>
-    </w:p>
-    <w:p>
-      <w:r>
-        <w:t xml:space="preserve">  notifications by email, in-app message and web push;</w:t>
+        <w:t>Supabase — database, authentication and file storage.</w:t>
       </w:r>
     </w:p>
     <w:p>
@@ -617,7 +327,7 @@
         <w:pStyle w:val="ListBullet"/>
       </w:pPr>
       <w:r>
-        <w:t>provide support and respond to feedback and reports;</w:t>
+        <w:t>Our hosting provider — the application server and content delivery.</w:t>
       </w:r>
     </w:p>
     <w:p>
@@ -625,12 +335,7 @@
         <w:pStyle w:val="ListBullet"/>
       </w:pPr>
       <w:r>
-        <w:t>improve the Service, including correcting reported questions and analysing</w:t>
-      </w:r>
-    </w:p>
-    <w:p>
-      <w:r>
-        <w:t xml:space="preserve">  aggregate usage;</w:t>
+        <w:t>Razorpay — payments made on the website.</w:t>
       </w:r>
     </w:p>
     <w:p>
@@ -638,12 +343,7 @@
         <w:pStyle w:val="ListBullet"/>
       </w:pPr>
       <w:r>
-        <w:t>detect, prevent and address fraud, abuse, security incidents and violations</w:t>
-      </w:r>
-    </w:p>
-    <w:p>
-      <w:r>
-        <w:t xml:space="preserve">  of our Terms; and</w:t>
+        <w:t>Apple and Google — in-app purchases made in the iOS and Android apps, and push notification delivery.</w:t>
       </w:r>
     </w:p>
     <w:p>
@@ -651,7 +351,15 @@
         <w:pStyle w:val="ListBullet"/>
       </w:pPr>
       <w:r>
-        <w:t>comply with legal obligations.</w:t>
+        <w:t>MSG91 and AiSensy — delivery of one-time codes by SMS and WhatsApp, where you use those sign-in or verification options. Telegram, if you choose it to verify your number.</w:t>
+      </w:r>
+    </w:p>
+    <w:p>
+      <w:pPr>
+        <w:pStyle w:val="ListBullet"/>
+      </w:pPr>
+      <w:r>
+        <w:t>Google Analytics, Microsoft Clarity and Meta — website analytics and advertising measurement only, and only with your cookie consent. They receive the usage events and the pseudonymous account identifier described in section 3, never your name, email or phone number.</w:t>
       </w:r>
     </w:p>
     <w:p>
@@ -659,12 +367,25 @@
         <w:pStyle w:val="Heading2"/>
       </w:pPr>
       <w:r>
-        <w:t>4. Legal Bases (DPDP Act, 2023)</w:t>
+        <w:t>7. Where your data is kept</w:t>
       </w:r>
     </w:p>
     <w:p>
       <w:r>
-        <w:t>We process your personal data on the basis of:</w:t>
+        <w:t>Our database and file storage are hosted in Sydney, Australia (AWS ap-southeast-2, via Supabase). Our application server is in India. Some processors listed above may process data in other countries.</w:t>
+      </w:r>
+    </w:p>
+    <w:p>
+      <w:r>
+        <w:t>This means personal data of Indian users is transferred outside India. The DPDP Act permits such transfers except to countries the Central Government restricts by notification; we transfer only to jurisdictions not so restricted, and our processors are contractually bound to protect the data to the standard described in this Policy.</w:t>
+      </w:r>
+    </w:p>
+    <w:p>
+      <w:pPr>
+        <w:pStyle w:val="Heading2"/>
+      </w:pPr>
+      <w:r>
+        <w:t>8. How long we keep it</w:t>
       </w:r>
     </w:p>
     <w:p>
@@ -672,18 +393,7 @@
         <w:pStyle w:val="ListBullet"/>
       </w:pPr>
       <w:r>
-        <w:rPr>
-          <w:b/>
-        </w:rPr>
-        <w:t>your consent</w:t>
-      </w:r>
-      <w:r>
-        <w:t>, given when you create an Account, enable notifications, or</w:t>
-      </w:r>
-    </w:p>
-    <w:p>
-      <w:r>
-        <w:t xml:space="preserve">  make a payment;</w:t>
+        <w:t>Account and learning data — for as long as your account exists. Deleting your account removes it immediately (section 9).</w:t>
       </w:r>
     </w:p>
     <w:p>
@@ -691,13 +401,7 @@
         <w:pStyle w:val="ListBullet"/>
       </w:pPr>
       <w:r>
-        <w:rPr>
-          <w:b/>
-        </w:rPr>
-        <w:t>performance of the service</w:t>
-      </w:r>
-      <w:r>
-        <w:t xml:space="preserve"> you request; and</w:t>
+        <w:t>Purchase records — we keep the record of a purchase (the plan, amount, date and payment reference) only while your account exists. Delete your account and it goes with everything else; we do not keep a copy. The record of the transaction itself continues to exist with our payment provider and in our own accounts, which is where our tax and accounting obligations are met — that record is the provider's and ours, and is not part of your account.</w:t>
       </w:r>
     </w:p>
     <w:p>
@@ -705,28 +409,31 @@
         <w:pStyle w:val="ListBullet"/>
       </w:pPr>
       <w:r>
-        <w:rPr>
-          <w:b/>
-        </w:rPr>
-        <w:t>legal obligations and legitimate uses</w:t>
-      </w:r>
-      <w:r>
-        <w:t xml:space="preserve"> permitted by law (e.g. security,</w:t>
+        <w:t>Technical and security logs — up to 90 days, then deleted.</w:t>
       </w:r>
     </w:p>
     <w:p>
+      <w:pPr>
+        <w:pStyle w:val="ListBullet"/>
+      </w:pPr>
       <w:r>
-        <w:t xml:space="preserve">  fraud prevention, record-keeping).</w:t>
+        <w:t>Records of administrative access — up to 400 days. These say which administrator opened or changed an account and when. They are deliberately kept beyond the ordinary log window, and they survive the deletion of the account they refer to: an accountability record that anyone could erase by deleting an account would be no accountability at all. They are used only to investigate misuse.</w:t>
       </w:r>
     </w:p>
     <w:p>
+      <w:pPr>
+        <w:pStyle w:val="ListBullet"/>
+      </w:pPr>
       <w:r>
-        <w:t>Providing certain data (e.g. email, phone) is necessary to use the Service;</w:t>
+        <w:t>Push notification tokens — until you turn notifications off, the token is rejected by Apple or Google, or you delete your account.</w:t>
       </w:r>
     </w:p>
     <w:p>
+      <w:pPr>
+        <w:pStyle w:val="ListBullet"/>
+      </w:pPr>
       <w:r>
-        <w:t>without it we may be unable to provide the Service.</w:t>
+        <w:t>Backups — our database provider keeps encrypted backups on a rolling schedule and overwrites them as they rotate. Deleted data disappears from the backups as the backups covering that period roll over, within 35 days at the outside.</w:t>
       </w:r>
     </w:p>
     <w:p>
@@ -734,26 +441,25 @@
         <w:pStyle w:val="Heading2"/>
       </w:pPr>
       <w:r>
-        <w:t>5. Sharing and Disclosure</w:t>
+        <w:t>9. Deleting your account</w:t>
       </w:r>
     </w:p>
     <w:p>
       <w:r>
-        <w:t xml:space="preserve">We </w:t>
+        <w:t>You can delete your account and everything linked to it yourself, at any time, from Profile → Account → Delete account. Deletion is immediate and cannot be undone. If you cannot sign in, email us and we will verify ownership of the address and complete it within 7 working days. Full detail, including exactly what is and is not deleted, is on the "Delete account" page.</w:t>
       </w:r>
+    </w:p>
+    <w:p>
+      <w:pPr>
+        <w:pStyle w:val="Heading2"/>
+      </w:pPr>
       <w:r>
-        <w:rPr>
-          <w:b/>
-        </w:rPr>
-        <w:t>do not sell</w:t>
-      </w:r>
-      <w:r>
-        <w:t xml:space="preserve"> your personal data. We share it only as follows, with</w:t>
+        <w:t>10. Security</w:t>
       </w:r>
     </w:p>
     <w:p>
       <w:r>
-        <w:t>processors ("Data Processors") who act on our instructions:</w:t>
+        <w:t>No system is perfectly secure. If a personal data breach occurs we will notify the Data Protection Board of India and every affected user without undue delay, as the DPDP Act requires, describing what happened, what data was involved and what you should do. Our internal procedure for this — including who is responsible and the deadlines we work to — is written down and followed rather than improvised.</w:t>
       </w:r>
     </w:p>
     <w:p>
@@ -761,18 +467,7 @@
         <w:pStyle w:val="ListBullet"/>
       </w:pPr>
       <w:r>
-        <w:rPr>
-          <w:b/>
-        </w:rPr>
-        <w:t>Supabase</w:t>
-      </w:r>
-      <w:r>
-        <w:t xml:space="preserve"> — authentication and database hosting (stores your account and</w:t>
-      </w:r>
-    </w:p>
-    <w:p>
-      <w:r>
-        <w:t xml:space="preserve">  learning data).</w:t>
+        <w:t>All traffic is encrypted in transit with TLS.</w:t>
       </w:r>
     </w:p>
     <w:p>
@@ -780,13 +475,7 @@
         <w:pStyle w:val="ListBullet"/>
       </w:pPr>
       <w:r>
-        <w:rPr>
-          <w:b/>
-        </w:rPr>
-        <w:t>Razorpay</w:t>
-      </w:r>
-      <w:r>
-        <w:t xml:space="preserve"> — payment processing.</w:t>
+        <w:t>Passwords are hashed by our authentication provider; nobody at our end can read them.</w:t>
       </w:r>
     </w:p>
     <w:p>
@@ -794,13 +483,7 @@
         <w:pStyle w:val="ListBullet"/>
       </w:pPr>
       <w:r>
-        <w:rPr>
-          <w:b/>
-        </w:rPr>
-        <w:t>Google</w:t>
-      </w:r>
-      <w:r>
-        <w:t xml:space="preserve"> — only if you choose Google Sign-In.</w:t>
+        <w:t>Access to production data is restricted to the people who need it, and database access rules restrict every account to its own rows.</w:t>
       </w:r>
     </w:p>
     <w:p>
@@ -808,22 +491,7 @@
         <w:pStyle w:val="ListBullet"/>
       </w:pPr>
       <w:r>
-        <w:rPr>
-          <w:b/>
-        </w:rPr>
-        <w:t>Render</w:t>
-      </w:r>
-      <w:r>
-        <w:t xml:space="preserve"> and </w:t>
-      </w:r>
-      <w:r>
-        <w:rPr>
-          <w:b/>
-        </w:rPr>
-        <w:t>Vercel</w:t>
-      </w:r>
-      <w:r>
-        <w:t xml:space="preserve"> — application and API hosting/infrastructure.</w:t>
+        <w:t>Every administrative action on the service is written to an audit log that records who did it, whose account it concerned, when, and from where. That log cannot be edited or deleted from the app by anyone, including us.</w:t>
       </w:r>
     </w:p>
     <w:p>
@@ -831,18 +499,7 @@
         <w:pStyle w:val="ListBullet"/>
       </w:pPr>
       <w:r>
-        <w:rPr>
-          <w:b/>
-        </w:rPr>
-        <w:t>Web Push services</w:t>
-      </w:r>
-      <w:r>
-        <w:t xml:space="preserve"> (browser push providers, e.g. via the VAPID protocol) —</w:t>
-      </w:r>
-    </w:p>
-    <w:p>
-      <w:r>
-        <w:t xml:space="preserve">  to deliver notifications you have enabled.</w:t>
+        <w:t>Sign-ins, failed sign-in attempts, password-reset requests and device changes are logged, so unusual access to an account can be found after the fact.</w:t>
       </w:r>
     </w:p>
     <w:p>
@@ -850,32 +507,23 @@
         <w:pStyle w:val="ListBullet"/>
       </w:pPr>
       <w:r>
-        <w:rPr>
-          <w:b/>
-        </w:rPr>
-        <w:t>Professional advisers, authorities or successors</w:t>
-      </w:r>
-      <w:r>
-        <w:t xml:space="preserve"> — where required by law,</w:t>
+        <w:t>Automated monitoring watches for the patterns an attack produces — bursts of failed sign-ins, probing of administrative routes, unusual error rates, unexpected privileged actions — and alerts us when one appears.</w:t>
       </w:r>
     </w:p>
     <w:p>
+      <w:pPr>
+        <w:pStyle w:val="ListBullet"/>
+      </w:pPr>
       <w:r>
-        <w:t xml:space="preserve">  to enforce our Terms, protect rights and safety, or in connection with a</w:t>
+        <w:t>The apps disable operating-system backup of local app data, so a signed-in session cannot be cloned onto another device from a cloud backup.</w:t>
       </w:r>
     </w:p>
     <w:p>
+      <w:pPr>
+        <w:pStyle w:val="ListBullet"/>
+      </w:pPr>
       <w:r>
-        <w:t xml:space="preserve">  merger, acquisition or asset sale (subject to this Policy).</w:t>
-      </w:r>
-    </w:p>
-    <w:p>
-      <w:r>
-        <w:rPr>
-          <w:rFonts w:ascii="Consolas" w:hAnsi="Consolas"/>
-          <w:color w:val="993300"/>
-        </w:rPr>
-        <w:t>[Confirm the actual hosting regions of Supabase/Render/Vercel and list them.]</w:t>
+        <w:t>A sign-in is limited to 2 devices at a time, and you can sign out a lost device yourself.</w:t>
       </w:r>
     </w:p>
     <w:p>
@@ -883,27 +531,55 @@
         <w:pStyle w:val="Heading2"/>
       </w:pPr>
       <w:r>
-        <w:t>6. International Transfers</w:t>
+        <w:t>11. Your rights</w:t>
       </w:r>
     </w:p>
     <w:p>
+      <w:pPr>
+        <w:pStyle w:val="ListBullet"/>
+      </w:pPr>
       <w:r>
-        <w:t>Some of our processors may store or process data on servers located outside</w:t>
+        <w:t>Access — get a copy of the personal data we hold about you, and a summary of how it is processed.</w:t>
       </w:r>
     </w:p>
     <w:p>
+      <w:pPr>
+        <w:pStyle w:val="ListBullet"/>
+      </w:pPr>
       <w:r>
-        <w:t>India. Where this happens, we take steps consistent with the DPDP Act and</w:t>
+        <w:t>Correction and completion — fix your profile details in the app, or ask us.</w:t>
       </w:r>
     </w:p>
     <w:p>
+      <w:pPr>
+        <w:pStyle w:val="ListBullet"/>
+      </w:pPr>
       <w:r>
-        <w:t>transfer only to jurisdictions permitted by applicable law. `[State the</w:t>
+        <w:t>Erasure — delete your account and data yourself from Profile → Account.</w:t>
       </w:r>
     </w:p>
     <w:p>
+      <w:pPr>
+        <w:pStyle w:val="ListBullet"/>
+      </w:pPr>
       <w:r>
-        <w:t>region(s) used and any conditions.]`</w:t>
+        <w:t>Withdraw consent — turn notifications off, change your cookie choice, or delete your account. Withdrawing does not affect processing already carried out.</w:t>
+      </w:r>
+    </w:p>
+    <w:p>
+      <w:pPr>
+        <w:pStyle w:val="ListBullet"/>
+      </w:pPr>
+      <w:r>
+        <w:t>Nominate — nominate another person to exercise these rights on your behalf if you die or become incapacitated. Email us to register a nominee.</w:t>
+      </w:r>
+    </w:p>
+    <w:p>
+      <w:pPr>
+        <w:pStyle w:val="ListBullet"/>
+      </w:pPr>
+      <w:r>
+        <w:t>Grievance — complain to our Grievance Officer (section 13), and if unsatisfied, to the Data Protection Board of India.</w:t>
       </w:r>
     </w:p>
     <w:p>
@@ -911,17 +587,30 @@
         <w:pStyle w:val="Heading2"/>
       </w:pPr>
       <w:r>
-        <w:t>7. Data Retention</w:t>
+        <w:t>12. Children</w:t>
       </w:r>
     </w:p>
     <w:p>
       <w:r>
-        <w:t>We retain personal data for as long as your Account is active and as needed to</w:t>
+        <w:t>Under the DPDP Act a child is anyone under 18 years of age. This service is intended for candidates preparing for TNPSC examinations and is offered only to people aged 18 or over. You confirm you are 18 or older when you create an account.</w:t>
       </w:r>
     </w:p>
     <w:p>
       <w:r>
-        <w:t>provide the Service, then for as long as necessary to:</w:t>
+        <w:t>We do not knowingly collect personal data from anyone under 18. We do not track, monitor, profile or direct advertising at children. If you believe someone under 18 has created an account, contact our Grievance Officer and we will delete it.</w:t>
+      </w:r>
+    </w:p>
+    <w:p>
+      <w:pPr>
+        <w:pStyle w:val="Heading2"/>
+      </w:pPr>
+      <w:r>
+        <w:t>13. Grievance Officer</w:t>
+      </w:r>
+    </w:p>
+    <w:p>
+      <w:r>
+        <w:t>If you have a concern about how your personal data is handled, contact our Grievance Officer. We will acknowledge within 48 hours and aim to resolve within 15 days.</w:t>
       </w:r>
     </w:p>
     <w:p>
@@ -929,21 +618,7 @@
         <w:pStyle w:val="ListBullet"/>
       </w:pPr>
       <w:r>
-        <w:t>comply with legal, tax and accounting obligations (e.g. payment records for</w:t>
-      </w:r>
-    </w:p>
-    <w:p>
-      <w:r>
-        <w:t xml:space="preserve">  </w:t>
-      </w:r>
-      <w:r>
-        <w:rPr>
-          <w:b/>
-        </w:rPr>
-        <w:t>[the statutory period]</w:t>
-      </w:r>
-      <w:r>
-        <w:t>);</w:t>
+        <w:t>Name: Mohamed Riyaz</w:t>
       </w:r>
     </w:p>
     <w:p>
@@ -951,24 +626,23 @@
         <w:pStyle w:val="ListBullet"/>
       </w:pPr>
       <w:r>
-        <w:t>resolve disputes and enforce our agreements.</w:t>
+        <w:t>Email: support@tnpscmentors.in</w:t>
       </w:r>
     </w:p>
     <w:p>
+      <w:pPr>
+        <w:pStyle w:val="ListBullet"/>
+      </w:pPr>
       <w:r>
-        <w:t>When data is no longer required, we delete or anonymise it. You may request</w:t>
+        <w:t>Address: SY NO 203/10B, Innov8, Featherlite The Address, 200 Feet Radial Rd, Raja Joseph Colony, Pallavaram, Chennai, Tambaram, Tamil Nadu</w:t>
       </w:r>
     </w:p>
     <w:p>
+      <w:pPr>
+        <w:pStyle w:val="ListBullet"/>
+      </w:pPr>
       <w:r>
-        <w:t xml:space="preserve">deletion as described in Section 9. </w:t>
-      </w:r>
-      <w:r>
-        <w:rPr>
-          <w:rFonts w:ascii="Consolas" w:hAnsi="Consolas"/>
-          <w:color w:val="993300"/>
-        </w:rPr>
-        <w:t>[Define specific retention periods.]</w:t>
+        <w:t>If you remain unsatisfied you may complain to the Data Protection Board of India.</w:t>
       </w:r>
     </w:p>
     <w:p>
@@ -976,441 +650,17 @@
         <w:pStyle w:val="Heading2"/>
       </w:pPr>
       <w:r>
-        <w:t>8. Security</w:t>
+        <w:t>14. Changes</w:t>
       </w:r>
     </w:p>
     <w:p>
       <w:r>
-        <w:t>We use reasonable technical and organisational measures to protect your data,</w:t>
+        <w:t>We may update this Policy. The effective date at the top changes with it, and for material changes we will give reasonable notice in the app or by email before they take effect.</w:t>
       </w:r>
     </w:p>
     <w:p>
       <w:r>
-        <w:t>including: passwords managed by our authentication provider (not stored in plain</w:t>
-      </w:r>
-    </w:p>
-    <w:p>
-      <w:r>
-        <w:t>text by us), payment credentials handled by the payment processor, server-side</w:t>
-      </w:r>
-    </w:p>
-    <w:p>
-      <w:r>
-        <w:t>verification of payments and answer keys (answer keys are not exposed to the</w:t>
-      </w:r>
-    </w:p>
-    <w:p>
-      <w:r>
-        <w:t>browser), access controls, and watermarking of downloadable PDFs to deter</w:t>
-      </w:r>
-    </w:p>
-    <w:p>
-      <w:r>
-        <w:t>unauthorised sharing. No method of transmission or storage is fully secure, and</w:t>
-      </w:r>
-    </w:p>
-    <w:p>
-      <w:r>
-        <w:t>we cannot guarantee absolute security. If a personal-data breach occurs, we will</w:t>
-      </w:r>
-    </w:p>
-    <w:p>
-      <w:r>
-        <w:t>notify the Data Protection Board and affected users as required by law.</w:t>
-      </w:r>
-    </w:p>
-    <w:p>
-      <w:pPr>
-        <w:pStyle w:val="Heading2"/>
-      </w:pPr>
-      <w:r>
-        <w:t>9. Your Rights</w:t>
-      </w:r>
-    </w:p>
-    <w:p>
-      <w:r>
-        <w:t>Subject to applicable law, you have the right to:</w:t>
-      </w:r>
-    </w:p>
-    <w:p>
-      <w:pPr>
-        <w:pStyle w:val="ListBullet"/>
-      </w:pPr>
-      <w:r>
-        <w:rPr>
-          <w:b/>
-        </w:rPr>
-        <w:t>access</w:t>
-      </w:r>
-      <w:r>
-        <w:t xml:space="preserve"> the personal data we hold about you and obtain a summary of its</w:t>
-      </w:r>
-    </w:p>
-    <w:p>
-      <w:r>
-        <w:t xml:space="preserve">  processing;</w:t>
-      </w:r>
-    </w:p>
-    <w:p>
-      <w:pPr>
-        <w:pStyle w:val="ListBullet"/>
-      </w:pPr>
-      <w:r>
-        <w:rPr>
-          <w:b/>
-        </w:rPr>
-        <w:t>correct or update</w:t>
-      </w:r>
-      <w:r>
-        <w:t xml:space="preserve"> inaccurate or incomplete data (you can edit much of your</w:t>
-      </w:r>
-    </w:p>
-    <w:p>
-      <w:r>
-        <w:t xml:space="preserve">  profile — e.g. gender and language — directly in the app);</w:t>
-      </w:r>
-    </w:p>
-    <w:p>
-      <w:pPr>
-        <w:pStyle w:val="ListBullet"/>
-      </w:pPr>
-      <w:r>
-        <w:rPr>
-          <w:b/>
-        </w:rPr>
-        <w:t>erase</w:t>
-      </w:r>
-      <w:r>
-        <w:t xml:space="preserve"> your data and </w:t>
-      </w:r>
-      <w:r>
-        <w:rPr>
-          <w:b/>
-        </w:rPr>
-        <w:t>delete your Account</w:t>
-      </w:r>
-      <w:r>
-        <w:t>;</w:t>
-      </w:r>
-    </w:p>
-    <w:p>
-      <w:pPr>
-        <w:pStyle w:val="ListBullet"/>
-      </w:pPr>
-      <w:r>
-        <w:rPr>
-          <w:b/>
-        </w:rPr>
-        <w:t>withdraw consent</w:t>
-      </w:r>
-      <w:r>
-        <w:t xml:space="preserve"> (e.g. turn off push notifications, or withdraw account</w:t>
-      </w:r>
-    </w:p>
-    <w:p>
-      <w:r>
-        <w:t xml:space="preserve">  consent) — withdrawal does not affect processing already carried out;</w:t>
-      </w:r>
-    </w:p>
-    <w:p>
-      <w:pPr>
-        <w:pStyle w:val="ListBullet"/>
-      </w:pPr>
-      <w:r>
-        <w:rPr>
-          <w:b/>
-        </w:rPr>
-        <w:t>nominate</w:t>
-      </w:r>
-      <w:r>
-        <w:t xml:space="preserve"> another individual to exercise your rights in case of death or</w:t>
-      </w:r>
-    </w:p>
-    <w:p>
-      <w:r>
-        <w:t xml:space="preserve">  incapacity (as provided under the DPDP Act); and</w:t>
-      </w:r>
-    </w:p>
-    <w:p>
-      <w:pPr>
-        <w:pStyle w:val="ListBullet"/>
-      </w:pPr>
-      <w:r>
-        <w:rPr>
-          <w:b/>
-        </w:rPr>
-        <w:t>grieve</w:t>
-      </w:r>
-      <w:r>
-        <w:t xml:space="preserve"> — raise a complaint with our Grievance Officer and, if unsatisfied,</w:t>
-      </w:r>
-    </w:p>
-    <w:p>
-      <w:r>
-        <w:t xml:space="preserve">  with the </w:t>
-      </w:r>
-      <w:r>
-        <w:rPr>
-          <w:b/>
-        </w:rPr>
-        <w:t>Data Protection Board of India</w:t>
-      </w:r>
-      <w:r>
-        <w:t>.</w:t>
-      </w:r>
-    </w:p>
-    <w:p>
-      <w:r>
-        <w:t xml:space="preserve">To exercise these rights, contact </w:t>
-      </w:r>
-      <w:r>
-        <w:rPr>
-          <w:b/>
-        </w:rPr>
-        <w:t>[support@sirahdigital.in]</w:t>
-      </w:r>
-      <w:r>
-        <w:t>. We may verify</w:t>
-      </w:r>
-    </w:p>
-    <w:p>
-      <w:r>
-        <w:t>your identity before acting and will respond within the timeframe required by</w:t>
-      </w:r>
-    </w:p>
-    <w:p>
-      <w:r>
-        <w:t>law.</w:t>
-      </w:r>
-    </w:p>
-    <w:p>
-      <w:pPr>
-        <w:pStyle w:val="Heading2"/>
-      </w:pPr>
-      <w:r>
-        <w:t>10. Children's Data</w:t>
-      </w:r>
-    </w:p>
-    <w:p>
-      <w:r>
-        <w:t xml:space="preserve">The Service is intended for users </w:t>
-      </w:r>
-      <w:r>
-        <w:rPr>
-          <w:b/>
-        </w:rPr>
-        <w:t>18 years or older</w:t>
-      </w:r>
-      <w:r>
-        <w:t xml:space="preserve"> (or 16+ with verifiable</w:t>
-      </w:r>
-    </w:p>
-    <w:p>
-      <w:r>
-        <w:t>parental/guardian consent). We do not knowingly collect data from children below</w:t>
-      </w:r>
-    </w:p>
-    <w:p>
-      <w:r>
-        <w:t>the applicable age without such consent. If you believe a child has provided</w:t>
-      </w:r>
-    </w:p>
-    <w:p>
-      <w:r>
-        <w:t>data without consent, contact us to have it removed.</w:t>
-      </w:r>
-    </w:p>
-    <w:p>
-      <w:pPr>
-        <w:pStyle w:val="Heading2"/>
-      </w:pPr>
-      <w:r>
-        <w:t>11. Push Notifications and Communications</w:t>
-      </w:r>
-    </w:p>
-    <w:p>
-      <w:r>
-        <w:t>If you enable web push notifications, we store your browser's push subscription</w:t>
-      </w:r>
-    </w:p>
-    <w:p>
-      <w:r>
-        <w:t>to deliver alerts (e.g. reminders, announcements). You can disable them anytime</w:t>
-      </w:r>
-    </w:p>
-    <w:p>
-      <w:r>
-        <w:t>via your browser/device settings or in-app controls. We may still send essential</w:t>
-      </w:r>
-    </w:p>
-    <w:p>
-      <w:r>
-        <w:t>service and transaction messages.</w:t>
-      </w:r>
-    </w:p>
-    <w:p>
-      <w:pPr>
-        <w:pStyle w:val="Heading2"/>
-      </w:pPr>
-      <w:r>
-        <w:t>12. Grievance Officer / Data Protection Contact</w:t>
-      </w:r>
-    </w:p>
-    <w:p>
-      <w:r>
-        <w:t>In accordance with Indian law (including the DPDP Act, 2023 and the Information</w:t>
-      </w:r>
-    </w:p>
-    <w:p>
-      <w:r>
-        <w:t>Technology Act, 2000 and rules thereunder):</w:t>
-      </w:r>
-    </w:p>
-    <w:p>
-      <w:pPr>
-        <w:pStyle w:val="ListBullet"/>
-      </w:pPr>
-      <w:r>
-        <w:rPr>
-          <w:b/>
-        </w:rPr>
-        <w:t>Grievance / Data Protection Officer:</w:t>
-      </w:r>
-      <w:r>
-        <w:t xml:space="preserve"> [Name]</w:t>
-      </w:r>
-    </w:p>
-    <w:p>
-      <w:pPr>
-        <w:pStyle w:val="ListBullet"/>
-      </w:pPr>
-      <w:r>
-        <w:rPr>
-          <w:b/>
-        </w:rPr>
-        <w:t>Email:</w:t>
-      </w:r>
-      <w:r>
-        <w:t xml:space="preserve"> [grievance@sirahdigital.in]</w:t>
-      </w:r>
-    </w:p>
-    <w:p>
-      <w:pPr>
-        <w:pStyle w:val="ListBullet"/>
-      </w:pPr>
-      <w:r>
-        <w:rPr>
-          <w:b/>
-        </w:rPr>
-        <w:t>Address:</w:t>
-      </w:r>
-      <w:r>
-        <w:t xml:space="preserve"> [address]</w:t>
-      </w:r>
-    </w:p>
-    <w:p>
-      <w:pPr>
-        <w:pStyle w:val="ListBullet"/>
-      </w:pPr>
-      <w:r>
-        <w:rPr>
-          <w:b/>
-        </w:rPr>
-        <w:t>Response target:</w:t>
-      </w:r>
-      <w:r>
-        <w:t xml:space="preserve"> acknowledge within </w:t>
-      </w:r>
-      <w:r>
-        <w:rPr>
-          <w:b/>
-        </w:rPr>
-        <w:t>[48 hours]</w:t>
-      </w:r>
-      <w:r>
-        <w:t>; resolve within **[30</w:t>
-      </w:r>
-    </w:p>
-    <w:p>
-      <w:r>
-        <w:t xml:space="preserve">  days / the statutory timeframe]**.</w:t>
-      </w:r>
-    </w:p>
-    <w:p>
-      <w:pPr>
-        <w:pStyle w:val="Heading2"/>
-      </w:pPr>
-      <w:r>
-        <w:t>13. Changes to This Policy</w:t>
-      </w:r>
-    </w:p>
-    <w:p>
-      <w:r>
-        <w:t>We may update this Policy from time to time. We will post the updated version</w:t>
-      </w:r>
-    </w:p>
-    <w:p>
-      <w:r>
-        <w:t>with a new "Last updated" date and, for material changes, give reasonable</w:t>
-      </w:r>
-    </w:p>
-    <w:p>
-      <w:r>
-        <w:t>notice (in-app or by email). Continued use after the changes take effect means</w:t>
-      </w:r>
-    </w:p>
-    <w:p>
-      <w:r>
-        <w:t>you accept the updated Policy.</w:t>
-      </w:r>
-    </w:p>
-    <w:p>
-      <w:pPr>
-        <w:pStyle w:val="Heading2"/>
-      </w:pPr>
-      <w:r>
-        <w:t>14. Consent</w:t>
-      </w:r>
-    </w:p>
-    <w:p>
-      <w:r>
-        <w:t>By creating an Account and using the Service, you acknowledge that you have read</w:t>
-      </w:r>
-    </w:p>
-    <w:p>
-      <w:r>
-        <w:t>and understood this Privacy Policy and consent to the collection and use of your</w:t>
-      </w:r>
-    </w:p>
-    <w:p>
-      <w:r>
-        <w:t>personal data as described.</w:t>
-      </w:r>
-    </w:p>
-    <w:p>
-      <w:r>
-        <w:rPr>
-          <w:b/>
-        </w:rPr>
-        <w:t>[Sirah Digital]</w:t>
-      </w:r>
-      <w:r>
-        <w:t xml:space="preserve"> — </w:t>
-      </w:r>
-      <w:r>
-        <w:rPr>
-          <w:b/>
-        </w:rPr>
-        <w:t>[support@sirahdigital.in]</w:t>
-      </w:r>
-      <w:r>
-        <w:t xml:space="preserve"> — </w:t>
-      </w:r>
-      <w:r>
-        <w:rPr>
-          <w:b/>
-        </w:rPr>
-        <w:t>[address]</w:t>
+        <w:t>© 2026 TNPSC Mentors. An independent preparation product — not affiliated with, endorsed by, or connected to the Tamil Nadu Public Service Commission.</w:t>
       </w:r>
     </w:p>
     <w:sectPr>
